--- a/Experiment_3/Experiment3.docx
+++ b/Experiment_3/Experiment3.docx
@@ -42,7 +42,7 @@
         <w:t xml:space="preserve"> </w:t>
       </w:r>
       <w:r>
-        <w:t>Srijan Tripathi</w:t>
+        <w:t>Aryan Saini</w:t>
       </w:r>
       <w:r>
         <w:tab/>
@@ -57,10 +57,10 @@
         <w:t>UID:</w:t>
       </w:r>
       <w:r>
-        <w:t xml:space="preserve"> 24BAI700</w:t>
-      </w:r>
-      <w:r>
-        <w:t>81</w:t>
+        <w:t xml:space="preserve"> 24BAI70</w:t>
+      </w:r>
+      <w:r>
+        <w:t>427</w:t>
       </w:r>
     </w:p>
     <w:p>
@@ -284,9 +284,11 @@
           <w:numId w:val="3"/>
         </w:numPr>
       </w:pPr>
+      <w:proofErr w:type="spellStart"/>
       <w:r>
         <w:t>pgAdmin</w:t>
       </w:r>
+      <w:proofErr w:type="spellEnd"/>
     </w:p>
     <w:p/>
     <w:p>
@@ -641,7 +643,39 @@
         </w:numPr>
       </w:pPr>
       <w:r>
-        <w:t>Define variables: v_id, v_name, v_income, v_hra.</w:t>
+        <w:t xml:space="preserve">Define variables: </w:t>
+      </w:r>
+      <w:proofErr w:type="spellStart"/>
+      <w:r>
+        <w:t>v_id</w:t>
+      </w:r>
+      <w:proofErr w:type="spellEnd"/>
+      <w:r>
+        <w:t xml:space="preserve">, </w:t>
+      </w:r>
+      <w:proofErr w:type="spellStart"/>
+      <w:r>
+        <w:t>v_name</w:t>
+      </w:r>
+      <w:proofErr w:type="spellEnd"/>
+      <w:r>
+        <w:t xml:space="preserve">, </w:t>
+      </w:r>
+      <w:proofErr w:type="spellStart"/>
+      <w:r>
+        <w:t>v_income</w:t>
+      </w:r>
+      <w:proofErr w:type="spellEnd"/>
+      <w:r>
+        <w:t xml:space="preserve">, </w:t>
+      </w:r>
+      <w:proofErr w:type="spellStart"/>
+      <w:r>
+        <w:t>v_hra</w:t>
+      </w:r>
+      <w:proofErr w:type="spellEnd"/>
+      <w:r>
+        <w:t>.</w:t>
       </w:r>
     </w:p>
     <w:p>
@@ -653,7 +687,31 @@
         </w:numPr>
       </w:pPr>
       <w:r>
-        <w:t>Assign values to v_id, v_name, and v_income.</w:t>
+        <w:t xml:space="preserve">Assign values to </w:t>
+      </w:r>
+      <w:proofErr w:type="spellStart"/>
+      <w:r>
+        <w:t>v_id</w:t>
+      </w:r>
+      <w:proofErr w:type="spellEnd"/>
+      <w:r>
+        <w:t xml:space="preserve">, </w:t>
+      </w:r>
+      <w:proofErr w:type="spellStart"/>
+      <w:r>
+        <w:t>v_name</w:t>
+      </w:r>
+      <w:proofErr w:type="spellEnd"/>
+      <w:r>
+        <w:t xml:space="preserve">, and </w:t>
+      </w:r>
+      <w:proofErr w:type="spellStart"/>
+      <w:r>
+        <w:t>v_income</w:t>
+      </w:r>
+      <w:proofErr w:type="spellEnd"/>
+      <w:r>
+        <w:t>.</w:t>
       </w:r>
     </w:p>
     <w:p>
@@ -665,7 +723,23 @@
         </w:numPr>
       </w:pPr>
       <w:r>
-        <w:t>In the BEGIN section, compute v_hra as 35% of v_income.</w:t>
+        <w:t xml:space="preserve">In the BEGIN section, compute </w:t>
+      </w:r>
+      <w:proofErr w:type="spellStart"/>
+      <w:r>
+        <w:t>v_hra</w:t>
+      </w:r>
+      <w:proofErr w:type="spellEnd"/>
+      <w:r>
+        <w:t xml:space="preserve"> as 35% of </w:t>
+      </w:r>
+      <w:proofErr w:type="spellStart"/>
+      <w:r>
+        <w:t>v_income</w:t>
+      </w:r>
+      <w:proofErr w:type="spellEnd"/>
+      <w:r>
+        <w:t>.</w:t>
       </w:r>
     </w:p>
     <w:p>
@@ -795,7 +869,43 @@
           <w:sz w:val="28"/>
           <w:szCs w:val="20"/>
         </w:rPr>
-        <w:t xml:space="preserve">    v_id NUMBER := 202;</w:t>
+        <w:t xml:space="preserve">    </w:t>
+      </w:r>
+      <w:proofErr w:type="spellStart"/>
+      <w:r>
+        <w:rPr>
+          <w:rFonts w:ascii="Times New Roman" w:hAnsi="Times New Roman" w:cs="Mangal"/>
+          <w:sz w:val="28"/>
+          <w:szCs w:val="20"/>
+        </w:rPr>
+        <w:t>v_id</w:t>
+      </w:r>
+      <w:proofErr w:type="spellEnd"/>
+      <w:r>
+        <w:rPr>
+          <w:rFonts w:ascii="Times New Roman" w:hAnsi="Times New Roman" w:cs="Mangal"/>
+          <w:sz w:val="28"/>
+          <w:szCs w:val="20"/>
+        </w:rPr>
+        <w:t xml:space="preserve"> </w:t>
+      </w:r>
+      <w:proofErr w:type="gramStart"/>
+      <w:r>
+        <w:rPr>
+          <w:rFonts w:ascii="Times New Roman" w:hAnsi="Times New Roman" w:cs="Mangal"/>
+          <w:sz w:val="28"/>
+          <w:szCs w:val="20"/>
+        </w:rPr>
+        <w:t>NUMBER :</w:t>
+      </w:r>
+      <w:proofErr w:type="gramEnd"/>
+      <w:r>
+        <w:rPr>
+          <w:rFonts w:ascii="Times New Roman" w:hAnsi="Times New Roman" w:cs="Mangal"/>
+          <w:sz w:val="28"/>
+          <w:szCs w:val="20"/>
+        </w:rPr>
+        <w:t>= 202;</w:t>
       </w:r>
     </w:p>
     <w:p>
@@ -814,7 +924,43 @@
           <w:sz w:val="28"/>
           <w:szCs w:val="20"/>
         </w:rPr>
-        <w:t xml:space="preserve">    v_name VARCHAR2(30) := 'PRIYA';</w:t>
+        <w:t xml:space="preserve">    </w:t>
+      </w:r>
+      <w:proofErr w:type="spellStart"/>
+      <w:r>
+        <w:rPr>
+          <w:rFonts w:ascii="Times New Roman" w:hAnsi="Times New Roman" w:cs="Mangal"/>
+          <w:sz w:val="28"/>
+          <w:szCs w:val="20"/>
+        </w:rPr>
+        <w:t>v_name</w:t>
+      </w:r>
+      <w:proofErr w:type="spellEnd"/>
+      <w:r>
+        <w:rPr>
+          <w:rFonts w:ascii="Times New Roman" w:hAnsi="Times New Roman" w:cs="Mangal"/>
+          <w:sz w:val="28"/>
+          <w:szCs w:val="20"/>
+        </w:rPr>
+        <w:t xml:space="preserve"> VARCHAR2(30</w:t>
+      </w:r>
+      <w:proofErr w:type="gramStart"/>
+      <w:r>
+        <w:rPr>
+          <w:rFonts w:ascii="Times New Roman" w:hAnsi="Times New Roman" w:cs="Mangal"/>
+          <w:sz w:val="28"/>
+          <w:szCs w:val="20"/>
+        </w:rPr>
+        <w:t>) :</w:t>
+      </w:r>
+      <w:proofErr w:type="gramEnd"/>
+      <w:r>
+        <w:rPr>
+          <w:rFonts w:ascii="Times New Roman" w:hAnsi="Times New Roman" w:cs="Mangal"/>
+          <w:sz w:val="28"/>
+          <w:szCs w:val="20"/>
+        </w:rPr>
+        <w:t>= 'PRIYA';</w:t>
       </w:r>
     </w:p>
     <w:p>
@@ -833,7 +979,43 @@
           <w:sz w:val="28"/>
           <w:szCs w:val="20"/>
         </w:rPr>
-        <w:t xml:space="preserve">    v_income NUMBER := 42000;</w:t>
+        <w:t xml:space="preserve">    </w:t>
+      </w:r>
+      <w:proofErr w:type="spellStart"/>
+      <w:r>
+        <w:rPr>
+          <w:rFonts w:ascii="Times New Roman" w:hAnsi="Times New Roman" w:cs="Mangal"/>
+          <w:sz w:val="28"/>
+          <w:szCs w:val="20"/>
+        </w:rPr>
+        <w:t>v_income</w:t>
+      </w:r>
+      <w:proofErr w:type="spellEnd"/>
+      <w:r>
+        <w:rPr>
+          <w:rFonts w:ascii="Times New Roman" w:hAnsi="Times New Roman" w:cs="Mangal"/>
+          <w:sz w:val="28"/>
+          <w:szCs w:val="20"/>
+        </w:rPr>
+        <w:t xml:space="preserve"> </w:t>
+      </w:r>
+      <w:proofErr w:type="gramStart"/>
+      <w:r>
+        <w:rPr>
+          <w:rFonts w:ascii="Times New Roman" w:hAnsi="Times New Roman" w:cs="Mangal"/>
+          <w:sz w:val="28"/>
+          <w:szCs w:val="20"/>
+        </w:rPr>
+        <w:t>NUMBER :</w:t>
+      </w:r>
+      <w:proofErr w:type="gramEnd"/>
+      <w:r>
+        <w:rPr>
+          <w:rFonts w:ascii="Times New Roman" w:hAnsi="Times New Roman" w:cs="Mangal"/>
+          <w:sz w:val="28"/>
+          <w:szCs w:val="20"/>
+        </w:rPr>
+        <w:t>= 42000;</w:t>
       </w:r>
     </w:p>
     <w:p>
@@ -852,7 +1034,25 @@
           <w:sz w:val="28"/>
           <w:szCs w:val="20"/>
         </w:rPr>
-        <w:t xml:space="preserve">    v_hra NUMBER;</w:t>
+        <w:t xml:space="preserve">    </w:t>
+      </w:r>
+      <w:proofErr w:type="spellStart"/>
+      <w:r>
+        <w:rPr>
+          <w:rFonts w:ascii="Times New Roman" w:hAnsi="Times New Roman" w:cs="Mangal"/>
+          <w:sz w:val="28"/>
+          <w:szCs w:val="20"/>
+        </w:rPr>
+        <w:t>v_hra</w:t>
+      </w:r>
+      <w:proofErr w:type="spellEnd"/>
+      <w:r>
+        <w:rPr>
+          <w:rFonts w:ascii="Times New Roman" w:hAnsi="Times New Roman" w:cs="Mangal"/>
+          <w:sz w:val="28"/>
+          <w:szCs w:val="20"/>
+        </w:rPr>
+        <w:t xml:space="preserve"> NUMBER;</w:t>
       </w:r>
     </w:p>
     <w:p>
@@ -890,7 +1090,61 @@
           <w:sz w:val="28"/>
           <w:szCs w:val="20"/>
         </w:rPr>
-        <w:t xml:space="preserve">    v_hra := v_income * 0.35;</w:t>
+        <w:t xml:space="preserve">    </w:t>
+      </w:r>
+      <w:proofErr w:type="spellStart"/>
+      <w:r>
+        <w:rPr>
+          <w:rFonts w:ascii="Times New Roman" w:hAnsi="Times New Roman" w:cs="Mangal"/>
+          <w:sz w:val="28"/>
+          <w:szCs w:val="20"/>
+        </w:rPr>
+        <w:t>v_</w:t>
+      </w:r>
+      <w:proofErr w:type="gramStart"/>
+      <w:r>
+        <w:rPr>
+          <w:rFonts w:ascii="Times New Roman" w:hAnsi="Times New Roman" w:cs="Mangal"/>
+          <w:sz w:val="28"/>
+          <w:szCs w:val="20"/>
+        </w:rPr>
+        <w:t>hra</w:t>
+      </w:r>
+      <w:proofErr w:type="spellEnd"/>
+      <w:r>
+        <w:rPr>
+          <w:rFonts w:ascii="Times New Roman" w:hAnsi="Times New Roman" w:cs="Mangal"/>
+          <w:sz w:val="28"/>
+          <w:szCs w:val="20"/>
+        </w:rPr>
+        <w:t xml:space="preserve"> :</w:t>
+      </w:r>
+      <w:proofErr w:type="gramEnd"/>
+      <w:r>
+        <w:rPr>
+          <w:rFonts w:ascii="Times New Roman" w:hAnsi="Times New Roman" w:cs="Mangal"/>
+          <w:sz w:val="28"/>
+          <w:szCs w:val="20"/>
+        </w:rPr>
+        <w:t xml:space="preserve">= </w:t>
+      </w:r>
+      <w:proofErr w:type="spellStart"/>
+      <w:r>
+        <w:rPr>
+          <w:rFonts w:ascii="Times New Roman" w:hAnsi="Times New Roman" w:cs="Mangal"/>
+          <w:sz w:val="28"/>
+          <w:szCs w:val="20"/>
+        </w:rPr>
+        <w:t>v_income</w:t>
+      </w:r>
+      <w:proofErr w:type="spellEnd"/>
+      <w:r>
+        <w:rPr>
+          <w:rFonts w:ascii="Times New Roman" w:hAnsi="Times New Roman" w:cs="Mangal"/>
+          <w:sz w:val="28"/>
+          <w:szCs w:val="20"/>
+        </w:rPr>
+        <w:t xml:space="preserve"> * 0.35;</w:t>
       </w:r>
     </w:p>
     <w:p>
@@ -909,7 +1163,25 @@
           <w:sz w:val="28"/>
           <w:szCs w:val="20"/>
         </w:rPr>
-        <w:t xml:space="preserve">    DBMS_OUTPUT.PUT_LINE('--- Employee Details ---');</w:t>
+        <w:t xml:space="preserve">    DBMS_OUTPUT.PUT_</w:t>
+      </w:r>
+      <w:proofErr w:type="gramStart"/>
+      <w:r>
+        <w:rPr>
+          <w:rFonts w:ascii="Times New Roman" w:hAnsi="Times New Roman" w:cs="Mangal"/>
+          <w:sz w:val="28"/>
+          <w:szCs w:val="20"/>
+        </w:rPr>
+        <w:t>LINE(</w:t>
+      </w:r>
+      <w:proofErr w:type="gramEnd"/>
+      <w:r>
+        <w:rPr>
+          <w:rFonts w:ascii="Times New Roman" w:hAnsi="Times New Roman" w:cs="Mangal"/>
+          <w:sz w:val="28"/>
+          <w:szCs w:val="20"/>
+        </w:rPr>
+        <w:t>'--- Employee Details ---');</w:t>
       </w:r>
     </w:p>
     <w:p>
@@ -928,7 +1200,43 @@
           <w:sz w:val="28"/>
           <w:szCs w:val="20"/>
         </w:rPr>
-        <w:t xml:space="preserve">    DBMS_OUTPUT.PUT_LINE('ID: ' || v_id);</w:t>
+        <w:t xml:space="preserve">    DBMS_OUTPUT.PUT_</w:t>
+      </w:r>
+      <w:proofErr w:type="gramStart"/>
+      <w:r>
+        <w:rPr>
+          <w:rFonts w:ascii="Times New Roman" w:hAnsi="Times New Roman" w:cs="Mangal"/>
+          <w:sz w:val="28"/>
+          <w:szCs w:val="20"/>
+        </w:rPr>
+        <w:t>LINE(</w:t>
+      </w:r>
+      <w:proofErr w:type="gramEnd"/>
+      <w:r>
+        <w:rPr>
+          <w:rFonts w:ascii="Times New Roman" w:hAnsi="Times New Roman" w:cs="Mangal"/>
+          <w:sz w:val="28"/>
+          <w:szCs w:val="20"/>
+        </w:rPr>
+        <w:t xml:space="preserve">'ID: ' || </w:t>
+      </w:r>
+      <w:proofErr w:type="spellStart"/>
+      <w:r>
+        <w:rPr>
+          <w:rFonts w:ascii="Times New Roman" w:hAnsi="Times New Roman" w:cs="Mangal"/>
+          <w:sz w:val="28"/>
+          <w:szCs w:val="20"/>
+        </w:rPr>
+        <w:t>v_id</w:t>
+      </w:r>
+      <w:proofErr w:type="spellEnd"/>
+      <w:r>
+        <w:rPr>
+          <w:rFonts w:ascii="Times New Roman" w:hAnsi="Times New Roman" w:cs="Mangal"/>
+          <w:sz w:val="28"/>
+          <w:szCs w:val="20"/>
+        </w:rPr>
+        <w:t>);</w:t>
       </w:r>
     </w:p>
     <w:p>
@@ -947,7 +1255,43 @@
           <w:sz w:val="28"/>
           <w:szCs w:val="20"/>
         </w:rPr>
-        <w:t xml:space="preserve">    DBMS_OUTPUT.PUT_LINE('Name: ' || v_name);</w:t>
+        <w:t xml:space="preserve">    DBMS_OUTPUT.PUT_</w:t>
+      </w:r>
+      <w:proofErr w:type="gramStart"/>
+      <w:r>
+        <w:rPr>
+          <w:rFonts w:ascii="Times New Roman" w:hAnsi="Times New Roman" w:cs="Mangal"/>
+          <w:sz w:val="28"/>
+          <w:szCs w:val="20"/>
+        </w:rPr>
+        <w:t>LINE(</w:t>
+      </w:r>
+      <w:proofErr w:type="gramEnd"/>
+      <w:r>
+        <w:rPr>
+          <w:rFonts w:ascii="Times New Roman" w:hAnsi="Times New Roman" w:cs="Mangal"/>
+          <w:sz w:val="28"/>
+          <w:szCs w:val="20"/>
+        </w:rPr>
+        <w:t xml:space="preserve">'Name: ' || </w:t>
+      </w:r>
+      <w:proofErr w:type="spellStart"/>
+      <w:r>
+        <w:rPr>
+          <w:rFonts w:ascii="Times New Roman" w:hAnsi="Times New Roman" w:cs="Mangal"/>
+          <w:sz w:val="28"/>
+          <w:szCs w:val="20"/>
+        </w:rPr>
+        <w:t>v_name</w:t>
+      </w:r>
+      <w:proofErr w:type="spellEnd"/>
+      <w:r>
+        <w:rPr>
+          <w:rFonts w:ascii="Times New Roman" w:hAnsi="Times New Roman" w:cs="Mangal"/>
+          <w:sz w:val="28"/>
+          <w:szCs w:val="20"/>
+        </w:rPr>
+        <w:t>);</w:t>
       </w:r>
     </w:p>
     <w:p>
@@ -966,7 +1310,43 @@
           <w:sz w:val="28"/>
           <w:szCs w:val="20"/>
         </w:rPr>
-        <w:t xml:space="preserve">    DBMS_OUTPUT.PUT_LINE('Monthly Income: Rs. ' || v_income);</w:t>
+        <w:t xml:space="preserve">    DBMS_OUTPUT.PUT_</w:t>
+      </w:r>
+      <w:proofErr w:type="gramStart"/>
+      <w:r>
+        <w:rPr>
+          <w:rFonts w:ascii="Times New Roman" w:hAnsi="Times New Roman" w:cs="Mangal"/>
+          <w:sz w:val="28"/>
+          <w:szCs w:val="20"/>
+        </w:rPr>
+        <w:t>LINE(</w:t>
+      </w:r>
+      <w:proofErr w:type="gramEnd"/>
+      <w:r>
+        <w:rPr>
+          <w:rFonts w:ascii="Times New Roman" w:hAnsi="Times New Roman" w:cs="Mangal"/>
+          <w:sz w:val="28"/>
+          <w:szCs w:val="20"/>
+        </w:rPr>
+        <w:t xml:space="preserve">'Monthly Income: Rs. ' || </w:t>
+      </w:r>
+      <w:proofErr w:type="spellStart"/>
+      <w:r>
+        <w:rPr>
+          <w:rFonts w:ascii="Times New Roman" w:hAnsi="Times New Roman" w:cs="Mangal"/>
+          <w:sz w:val="28"/>
+          <w:szCs w:val="20"/>
+        </w:rPr>
+        <w:t>v_income</w:t>
+      </w:r>
+      <w:proofErr w:type="spellEnd"/>
+      <w:r>
+        <w:rPr>
+          <w:rFonts w:ascii="Times New Roman" w:hAnsi="Times New Roman" w:cs="Mangal"/>
+          <w:sz w:val="28"/>
+          <w:szCs w:val="20"/>
+        </w:rPr>
+        <w:t>);</w:t>
       </w:r>
     </w:p>
     <w:p>
@@ -985,7 +1365,43 @@
           <w:sz w:val="28"/>
           <w:szCs w:val="20"/>
         </w:rPr>
-        <w:t xml:space="preserve">    DBMS_OUTPUT.PUT_LINE('HRA (35%): Rs. ' || v_hra);</w:t>
+        <w:t xml:space="preserve">    DBMS_OUTPUT.PUT_</w:t>
+      </w:r>
+      <w:proofErr w:type="gramStart"/>
+      <w:r>
+        <w:rPr>
+          <w:rFonts w:ascii="Times New Roman" w:hAnsi="Times New Roman" w:cs="Mangal"/>
+          <w:sz w:val="28"/>
+          <w:szCs w:val="20"/>
+        </w:rPr>
+        <w:t>LINE(</w:t>
+      </w:r>
+      <w:proofErr w:type="gramEnd"/>
+      <w:r>
+        <w:rPr>
+          <w:rFonts w:ascii="Times New Roman" w:hAnsi="Times New Roman" w:cs="Mangal"/>
+          <w:sz w:val="28"/>
+          <w:szCs w:val="20"/>
+        </w:rPr>
+        <w:t xml:space="preserve">'HRA (35%): Rs. ' || </w:t>
+      </w:r>
+      <w:proofErr w:type="spellStart"/>
+      <w:r>
+        <w:rPr>
+          <w:rFonts w:ascii="Times New Roman" w:hAnsi="Times New Roman" w:cs="Mangal"/>
+          <w:sz w:val="28"/>
+          <w:szCs w:val="20"/>
+        </w:rPr>
+        <w:t>v_hra</w:t>
+      </w:r>
+      <w:proofErr w:type="spellEnd"/>
+      <w:r>
+        <w:rPr>
+          <w:rFonts w:ascii="Times New Roman" w:hAnsi="Times New Roman" w:cs="Mangal"/>
+          <w:sz w:val="28"/>
+          <w:szCs w:val="20"/>
+        </w:rPr>
+        <w:t>);</w:t>
       </w:r>
     </w:p>
     <w:p>
@@ -1004,7 +1420,25 @@
           <w:sz w:val="28"/>
           <w:szCs w:val="20"/>
         </w:rPr>
-        <w:t xml:space="preserve">    IF v_income &gt;= 50000 THEN</w:t>
+        <w:t xml:space="preserve">    IF </w:t>
+      </w:r>
+      <w:proofErr w:type="spellStart"/>
+      <w:r>
+        <w:rPr>
+          <w:rFonts w:ascii="Times New Roman" w:hAnsi="Times New Roman" w:cs="Mangal"/>
+          <w:sz w:val="28"/>
+          <w:szCs w:val="20"/>
+        </w:rPr>
+        <w:t>v_income</w:t>
+      </w:r>
+      <w:proofErr w:type="spellEnd"/>
+      <w:r>
+        <w:rPr>
+          <w:rFonts w:ascii="Times New Roman" w:hAnsi="Times New Roman" w:cs="Mangal"/>
+          <w:sz w:val="28"/>
+          <w:szCs w:val="20"/>
+        </w:rPr>
+        <w:t xml:space="preserve"> &gt;= 50000 THEN</w:t>
       </w:r>
     </w:p>
     <w:p>
@@ -1023,7 +1457,25 @@
           <w:sz w:val="28"/>
           <w:szCs w:val="20"/>
         </w:rPr>
-        <w:t xml:space="preserve">        DBMS_OUTPUT.PUT_LINE('Tax Status: Taxable');</w:t>
+        <w:t xml:space="preserve">        DBMS_OUTPUT.PUT_</w:t>
+      </w:r>
+      <w:proofErr w:type="gramStart"/>
+      <w:r>
+        <w:rPr>
+          <w:rFonts w:ascii="Times New Roman" w:hAnsi="Times New Roman" w:cs="Mangal"/>
+          <w:sz w:val="28"/>
+          <w:szCs w:val="20"/>
+        </w:rPr>
+        <w:t>LINE(</w:t>
+      </w:r>
+      <w:proofErr w:type="gramEnd"/>
+      <w:r>
+        <w:rPr>
+          <w:rFonts w:ascii="Times New Roman" w:hAnsi="Times New Roman" w:cs="Mangal"/>
+          <w:sz w:val="28"/>
+          <w:szCs w:val="20"/>
+        </w:rPr>
+        <w:t>'Tax Status: Taxable');</w:t>
       </w:r>
     </w:p>
     <w:p>
@@ -1061,7 +1513,25 @@
           <w:sz w:val="28"/>
           <w:szCs w:val="20"/>
         </w:rPr>
-        <w:t xml:space="preserve">        DBMS_OUTPUT.PUT_LINE('Tax Status: Not Taxable');</w:t>
+        <w:t xml:space="preserve">        DBMS_OUTPUT.PUT_</w:t>
+      </w:r>
+      <w:proofErr w:type="gramStart"/>
+      <w:r>
+        <w:rPr>
+          <w:rFonts w:ascii="Times New Roman" w:hAnsi="Times New Roman" w:cs="Mangal"/>
+          <w:sz w:val="28"/>
+          <w:szCs w:val="20"/>
+        </w:rPr>
+        <w:t>LINE(</w:t>
+      </w:r>
+      <w:proofErr w:type="gramEnd"/>
+      <w:r>
+        <w:rPr>
+          <w:rFonts w:ascii="Times New Roman" w:hAnsi="Times New Roman" w:cs="Mangal"/>
+          <w:sz w:val="28"/>
+          <w:szCs w:val="20"/>
+        </w:rPr>
+        <w:t>'Tax Status: Not Taxable');</w:t>
       </w:r>
     </w:p>
     <w:p>
@@ -1099,7 +1569,25 @@
           <w:sz w:val="28"/>
           <w:szCs w:val="20"/>
         </w:rPr>
-        <w:t xml:space="preserve">    DBMS_OUTPUT.PUT_LINE('------------------------');</w:t>
+        <w:t xml:space="preserve">    DBMS_OUTPUT.PUT_</w:t>
+      </w:r>
+      <w:proofErr w:type="gramStart"/>
+      <w:r>
+        <w:rPr>
+          <w:rFonts w:ascii="Times New Roman" w:hAnsi="Times New Roman" w:cs="Mangal"/>
+          <w:sz w:val="28"/>
+          <w:szCs w:val="20"/>
+        </w:rPr>
+        <w:t>LINE(</w:t>
+      </w:r>
+      <w:proofErr w:type="gramEnd"/>
+      <w:r>
+        <w:rPr>
+          <w:rFonts w:ascii="Times New Roman" w:hAnsi="Times New Roman" w:cs="Mangal"/>
+          <w:sz w:val="28"/>
+          <w:szCs w:val="20"/>
+        </w:rPr>
+        <w:t>'------------------------');</w:t>
       </w:r>
     </w:p>
     <w:p>
@@ -1240,10 +1728,18 @@
         <w:t>Under</w:t>
       </w:r>
       <w:r>
-        <w:t>standing the fundamental organis</w:t>
-      </w:r>
-      <w:r>
-        <w:t>ation of PL/SQL declaration and execution sections.</w:t>
+        <w:t xml:space="preserve">standing the fundamental </w:t>
+      </w:r>
+      <w:proofErr w:type="spellStart"/>
+      <w:r>
+        <w:t>organis</w:t>
+      </w:r>
+      <w:r>
+        <w:t>ation</w:t>
+      </w:r>
+      <w:proofErr w:type="spellEnd"/>
+      <w:r>
+        <w:t xml:space="preserve"> of PL/SQL declaration and execution sections.</w:t>
       </w:r>
     </w:p>
     <w:p>
@@ -3629,6 +4125,7 @@
   <w:style w:type="character" w:default="1" w:styleId="DefaultParagraphFont">
     <w:name w:val="Default Paragraph Font"/>
     <w:uiPriority w:val="1"/>
+    <w:semiHidden/>
     <w:unhideWhenUsed/>
   </w:style>
   <w:style w:type="table" w:default="1" w:styleId="TableNormal">
